--- a/EXPORTS/DOCX/published/niveau3/English/WMLeiden.docx
+++ b/EXPORTS/DOCX/published/niveau3/English/WMLeiden.docx
@@ -558,7 +558,25 @@
           <w:color w:val="000000"/>
           <w:sz w:val="24"/>
         </w:rPr>
-        <w:t xml:space="preserve">of the collection of the </w:t>
+        <w:t>of the collection of t</w:t>
+      </w:r>
+      <w:r>
+        <w:rPr>
+          <w:u w:val="single" w:color="0000ff"/>
+          <w:rFonts w:ascii="Charis SIL Regular" w:hAnsi="Charis SIL Regular" w:eastAsia="Charis SIL Regular"/>
+          <w:b w:val="0"/>
+          <w:i w:val="0"/>
+          <w:color w:val="000000"/>
+          <w:sz w:val="24"/>
+        </w:rPr>
+        <w:hyperlink r:id="rId10" w:history="1">
+          <w:r>
+            <w:rPr>
+              <w:rStyle w:val="Hyperlink"/>
+            </w:rPr>
+            <w:t xml:space="preserve">he </w:t>
+          </w:r>
+        </w:hyperlink>
       </w:r>
       <w:r>
         <w:rPr>
@@ -587,7 +605,7 @@
           <w:sz w:val="24"/>
           <w:u w:val="single"/>
         </w:rPr>
-        <w:hyperlink r:id="rId11" w:history="1">
+        <w:hyperlink r:id="rId10" w:history="1">
           <w:r>
             <w:rPr>
               <w:rStyle w:val="Hyperlink"/>
@@ -634,7 +652,7 @@
           <w:sz w:val="24"/>
           <w:u w:val="single"/>
         </w:rPr>
-        <w:hyperlink r:id="rId11" w:history="1">
+        <w:hyperlink r:id="rId10" w:history="1">
           <w:r>
             <w:rPr>
               <w:rStyle w:val="Hyperlink"/>
@@ -663,7 +681,7 @@
           <w:sz w:val="24"/>
           <w:u w:val="single"/>
         </w:rPr>
-        <w:hyperlink r:id="rId11" w:history="1">
+        <w:hyperlink r:id="rId10" w:history="1">
           <w:r>
             <w:rPr>
               <w:rStyle w:val="Hyperlink"/>
@@ -1099,6 +1117,16 @@
       </w:r>
       <w:r>
         <w:rPr>
+          <w:rFonts w:ascii="Charis SIL Regular" w:hAnsi="Charis SIL Regular" w:eastAsia="Charis SIL Regular"/>
+          <w:b w:val="0"/>
+          <w:i w:val="0"/>
+          <w:color w:val="000000"/>
+          <w:sz w:val="24"/>
+        </w:rPr>
+        <w:t xml:space="preserve">seum of Ethnology </w:t>
+      </w:r>
+      <w:r>
+        <w:rPr>
           <w:u w:val="single" w:color="0000ff"/>
           <w:rFonts w:ascii="Charis SIL Regular" w:hAnsi="Charis SIL Regular" w:eastAsia="Charis SIL Regular"/>
           <w:b w:val="0"/>
@@ -1111,30 +1139,37 @@
             <w:rPr>
               <w:rStyle w:val="Hyperlink"/>
             </w:rPr>
-            <w:t>seum of Eth</w:t>
+            <w:t xml:space="preserve">itself was an </w:t>
           </w:r>
         </w:hyperlink>
       </w:r>
       <w:r>
         <w:rPr>
+          <w:u w:val="single" w:color="0000ff"/>
           <w:rFonts w:ascii="Charis SIL Regular" w:hAnsi="Charis SIL Regular" w:eastAsia="Charis SIL Regular"/>
           <w:b w:val="0"/>
           <w:i w:val="0"/>
           <w:color w:val="000000"/>
           <w:sz w:val="24"/>
         </w:rPr>
-        <w:t xml:space="preserve">nology </w:t>
-      </w:r>
-      <w:r>
-        <w:rPr>
-          <w:u w:val="single" w:color="0000ff"/>
+        <w:hyperlink r:id="rId12" w:history="1">
+          <w:r>
+            <w:rPr>
+              <w:rStyle w:val="Hyperlink"/>
+            </w:rPr>
+            <w:t>acti</w:t>
+          </w:r>
+        </w:hyperlink>
+      </w:r>
+      <w:r>
+        <w:rPr>
           <w:rFonts w:ascii="Charis SIL Regular" w:hAnsi="Charis SIL Regular" w:eastAsia="Charis SIL Regular"/>
           <w:b w:val="0"/>
           <w:i w:val="0"/>
           <w:color w:val="000000"/>
           <w:sz w:val="24"/>
         </w:rPr>
-        <w:t xml:space="preserve">itself was an active buyer </w:t>
+        <w:t xml:space="preserve">ve buyer </w:t>
       </w:r>
       <w:r>
         <w:rPr>
@@ -1379,32 +1414,7 @@
           <w:color w:val="000000"/>
           <w:sz w:val="24"/>
         </w:rPr>
-        <w:hyperlink r:id="rId13" w:history="1">
-          <w:r>
-            <w:rPr>
-              <w:rStyle w:val="Hyperlink"/>
-            </w:rPr>
-            <w:t>e</w:t>
-          </w:r>
-        </w:hyperlink>
-      </w:r>
-      <w:r>
-        <w:rPr>
-          <w:u w:val="single" w:color="0000ff"/>
-          <w:rFonts w:ascii="Charis SIL Regular" w:hAnsi="Charis SIL Regular" w:eastAsia="Charis SIL Regular"/>
-          <w:b w:val="0"/>
-          <w:i w:val="0"/>
-          <w:color w:val="000000"/>
-          <w:sz w:val="24"/>
-        </w:rPr>
-        <w:hyperlink r:id="rId13" w:history="1">
-          <w:r>
-            <w:rPr>
-              <w:rStyle w:val="Hyperlink"/>
-            </w:rPr>
-            <w:t>s Ar</w:t>
-          </w:r>
-        </w:hyperlink>
+        <w:t>es Ar</w:t>
       </w:r>
       <w:r>
         <w:rPr>
@@ -1852,13 +1862,78 @@
       </w:r>
       <w:r>
         <w:rPr>
+          <w:u w:val="single" w:color="0000ff"/>
           <w:rFonts w:ascii="Charis SIL Regular" w:hAnsi="Charis SIL Regular" w:eastAsia="Charis SIL Regular"/>
           <w:b w:val="0"/>
           <w:i w:val="0"/>
           <w:color w:val="000000"/>
           <w:sz w:val="24"/>
         </w:rPr>
-        <w:t xml:space="preserve">ere transferred from the </w:t>
+        <w:hyperlink r:id="rId10" w:history="1">
+          <w:r>
+            <w:rPr>
+              <w:rStyle w:val="Hyperlink"/>
+            </w:rPr>
+            <w:t>ere tran</w:t>
+          </w:r>
+        </w:hyperlink>
+      </w:r>
+      <w:r>
+        <w:rPr>
+          <w:u w:val="single" w:color="0000ff"/>
+          <w:rFonts w:ascii="Charis SIL Regular" w:hAnsi="Charis SIL Regular" w:eastAsia="Charis SIL Regular"/>
+          <w:b w:val="0"/>
+          <w:i w:val="0"/>
+          <w:color w:val="000000"/>
+          <w:sz w:val="24"/>
+        </w:rPr>
+        <w:hyperlink r:id="rId10" w:history="1">
+          <w:r>
+            <w:rPr>
+              <w:rStyle w:val="Hyperlink"/>
+            </w:rPr>
+            <w:t>s</w:t>
+          </w:r>
+        </w:hyperlink>
+      </w:r>
+      <w:r>
+        <w:rPr>
+          <w:u w:val="single" w:color="0000ff"/>
+          <w:rFonts w:ascii="Charis SIL Regular" w:hAnsi="Charis SIL Regular" w:eastAsia="Charis SIL Regular"/>
+          <w:b w:val="0"/>
+          <w:i w:val="0"/>
+          <w:color w:val="000000"/>
+          <w:sz w:val="24"/>
+        </w:rPr>
+        <w:t>fe</w:t>
+      </w:r>
+      <w:r>
+        <w:rPr>
+          <w:u w:val="single" w:color="0000ff"/>
+          <w:rFonts w:ascii="Charis SIL Regular" w:hAnsi="Charis SIL Regular" w:eastAsia="Charis SIL Regular"/>
+          <w:b w:val="0"/>
+          <w:i w:val="0"/>
+          <w:color w:val="000000"/>
+          <w:sz w:val="24"/>
+        </w:rPr>
+        <w:hyperlink r:id="rId10" w:history="1">
+          <w:r>
+            <w:rPr>
+              <w:rStyle w:val="Hyperlink"/>
+            </w:rPr>
+            <w:t>rred from t</w:t>
+          </w:r>
+        </w:hyperlink>
+      </w:r>
+      <w:r>
+        <w:rPr>
+          <w:rFonts w:ascii="Charis SIL Regular" w:hAnsi="Charis SIL Regular" w:eastAsia="Charis SIL Regular"/>
+          <w:b w:val="0"/>
+          <w:i w:val="0"/>
+          <w:color w:val="000000"/>
+          <w:sz w:val="24"/>
+        </w:rPr>
+        <w:t xml:space="preserve">he </w:t>
       </w:r>
       <w:r>
         <w:rPr>

--- a/EXPORTS/DOCX/published/niveau3/English/WMLeiden.docx
+++ b/EXPORTS/DOCX/published/niveau3/English/WMLeiden.docx
@@ -562,7 +562,6 @@
       </w:r>
       <w:r>
         <w:rPr>
-          <w:u w:val="single" w:color="0000ff"/>
           <w:rFonts w:ascii="Charis SIL Regular" w:hAnsi="Charis SIL Regular" w:eastAsia="Charis SIL Regular"/>
           <w:b w:val="0"/>
           <w:i w:val="0"/>
@@ -587,7 +586,7 @@
           <w:sz w:val="24"/>
           <w:u w:val="single"/>
         </w:rPr>
-        <w:hyperlink r:id="rId11" w:history="1">
+        <w:hyperlink r:id="rId10" w:history="1">
           <w:r>
             <w:rPr>
               <w:rStyle w:val="Hyperlink"/>
@@ -623,7 +622,7 @@
           <w:sz w:val="24"/>
           <w:u w:val="single"/>
         </w:rPr>
-        <w:hyperlink r:id="rId11" w:history="1">
+        <w:hyperlink r:id="rId10" w:history="1">
           <w:r>
             <w:rPr>
               <w:rStyle w:val="Hyperlink"/>
@@ -681,7 +680,7 @@
           <w:sz w:val="24"/>
           <w:u w:val="single"/>
         </w:rPr>
-        <w:hyperlink r:id="rId10" w:history="1">
+        <w:hyperlink r:id="rId11" w:history="1">
           <w:r>
             <w:rPr>
               <w:rStyle w:val="Hyperlink"/>
@@ -1117,13 +1116,31 @@
       </w:r>
       <w:r>
         <w:rPr>
+          <w:u w:val="single" w:color="0000ff"/>
           <w:rFonts w:ascii="Charis SIL Regular" w:hAnsi="Charis SIL Regular" w:eastAsia="Charis SIL Regular"/>
           <w:b w:val="0"/>
           <w:i w:val="0"/>
           <w:color w:val="000000"/>
           <w:sz w:val="24"/>
         </w:rPr>
-        <w:t xml:space="preserve">seum of Ethnology </w:t>
+        <w:hyperlink r:id="rId12" w:history="1">
+          <w:r>
+            <w:rPr>
+              <w:rStyle w:val="Hyperlink"/>
+            </w:rPr>
+            <w:t>seum of Eth</w:t>
+          </w:r>
+        </w:hyperlink>
+      </w:r>
+      <w:r>
+        <w:rPr>
+          <w:rFonts w:ascii="Charis SIL Regular" w:hAnsi="Charis SIL Regular" w:eastAsia="Charis SIL Regular"/>
+          <w:b w:val="0"/>
+          <w:i w:val="0"/>
+          <w:color w:val="000000"/>
+          <w:sz w:val="24"/>
+        </w:rPr>
+        <w:t xml:space="preserve">nology </w:t>
       </w:r>
       <w:r>
         <w:rPr>
@@ -1163,13 +1180,39 @@
       </w:r>
       <w:r>
         <w:rPr>
+          <w:u w:val="single" w:color="0000ff"/>
           <w:rFonts w:ascii="Charis SIL Regular" w:hAnsi="Charis SIL Regular" w:eastAsia="Charis SIL Regular"/>
           <w:b w:val="0"/>
           <w:i w:val="0"/>
           <w:color w:val="000000"/>
           <w:sz w:val="24"/>
         </w:rPr>
-        <w:t xml:space="preserve">ve buyer </w:t>
+        <w:hyperlink r:id="rId12" w:history="1">
+          <w:r>
+            <w:rPr>
+              <w:rStyle w:val="Hyperlink"/>
+            </w:rPr>
+            <w:t>v</w:t>
+          </w:r>
+        </w:hyperlink>
+      </w:r>
+      <w:r>
+        <w:rPr>
+          <w:u w:val="single" w:color="0000ff"/>
+          <w:rFonts w:ascii="Charis SIL Regular" w:hAnsi="Charis SIL Regular" w:eastAsia="Charis SIL Regular"/>
+          <w:b w:val="0"/>
+          <w:i w:val="0"/>
+          <w:color w:val="000000"/>
+          <w:sz w:val="24"/>
+        </w:rPr>
+        <w:hyperlink r:id="rId12" w:history="1">
+          <w:r>
+            <w:rPr>
+              <w:rStyle w:val="Hyperlink"/>
+            </w:rPr>
+            <w:t xml:space="preserve">e buyer </w:t>
+          </w:r>
+        </w:hyperlink>
       </w:r>
       <w:r>
         <w:rPr>
@@ -1414,7 +1457,32 @@
           <w:color w:val="000000"/>
           <w:sz w:val="24"/>
         </w:rPr>
-        <w:t>es Ar</w:t>
+        <w:hyperlink r:id="rId13" w:history="1">
+          <w:r>
+            <w:rPr>
+              <w:rStyle w:val="Hyperlink"/>
+            </w:rPr>
+            <w:t>e</w:t>
+          </w:r>
+        </w:hyperlink>
+      </w:r>
+      <w:r>
+        <w:rPr>
+          <w:u w:val="single" w:color="0000ff"/>
+          <w:rFonts w:ascii="Charis SIL Regular" w:hAnsi="Charis SIL Regular" w:eastAsia="Charis SIL Regular"/>
+          <w:b w:val="0"/>
+          <w:i w:val="0"/>
+          <w:color w:val="000000"/>
+          <w:sz w:val="24"/>
+        </w:rPr>
+        <w:hyperlink r:id="rId13" w:history="1">
+          <w:r>
+            <w:rPr>
+              <w:rStyle w:val="Hyperlink"/>
+            </w:rPr>
+            <w:t>s Ar</w:t>
+          </w:r>
+        </w:hyperlink>
       </w:r>
       <w:r>
         <w:rPr>
@@ -1844,96 +1912,13 @@
       </w:r>
       <w:r>
         <w:rPr>
-          <w:u w:val="single" w:color="0000ff"/>
           <w:rFonts w:ascii="Charis SIL Regular" w:hAnsi="Charis SIL Regular" w:eastAsia="Charis SIL Regular"/>
           <w:b w:val="0"/>
           <w:i w:val="0"/>
           <w:color w:val="000000"/>
           <w:sz w:val="24"/>
         </w:rPr>
-        <w:hyperlink r:id="rId10" w:history="1">
-          <w:r>
-            <w:rPr>
-              <w:rStyle w:val="Hyperlink"/>
-            </w:rPr>
-            <w:t>that w</w:t>
-          </w:r>
-        </w:hyperlink>
-      </w:r>
-      <w:r>
-        <w:rPr>
-          <w:u w:val="single" w:color="0000ff"/>
-          <w:rFonts w:ascii="Charis SIL Regular" w:hAnsi="Charis SIL Regular" w:eastAsia="Charis SIL Regular"/>
-          <w:b w:val="0"/>
-          <w:i w:val="0"/>
-          <w:color w:val="000000"/>
-          <w:sz w:val="24"/>
-        </w:rPr>
-        <w:hyperlink r:id="rId10" w:history="1">
-          <w:r>
-            <w:rPr>
-              <w:rStyle w:val="Hyperlink"/>
-            </w:rPr>
-            <w:t>ere tran</w:t>
-          </w:r>
-        </w:hyperlink>
-      </w:r>
-      <w:r>
-        <w:rPr>
-          <w:u w:val="single" w:color="0000ff"/>
-          <w:rFonts w:ascii="Charis SIL Regular" w:hAnsi="Charis SIL Regular" w:eastAsia="Charis SIL Regular"/>
-          <w:b w:val="0"/>
-          <w:i w:val="0"/>
-          <w:color w:val="000000"/>
-          <w:sz w:val="24"/>
-        </w:rPr>
-        <w:hyperlink r:id="rId10" w:history="1">
-          <w:r>
-            <w:rPr>
-              <w:rStyle w:val="Hyperlink"/>
-            </w:rPr>
-            <w:t>s</w:t>
-          </w:r>
-        </w:hyperlink>
-      </w:r>
-      <w:r>
-        <w:rPr>
-          <w:u w:val="single" w:color="0000ff"/>
-          <w:rFonts w:ascii="Charis SIL Regular" w:hAnsi="Charis SIL Regular" w:eastAsia="Charis SIL Regular"/>
-          <w:b w:val="0"/>
-          <w:i w:val="0"/>
-          <w:color w:val="000000"/>
-          <w:sz w:val="24"/>
-        </w:rPr>
-        <w:t>fe</w:t>
-      </w:r>
-      <w:r>
-        <w:rPr>
-          <w:u w:val="single" w:color="0000ff"/>
-          <w:rFonts w:ascii="Charis SIL Regular" w:hAnsi="Charis SIL Regular" w:eastAsia="Charis SIL Regular"/>
-          <w:b w:val="0"/>
-          <w:i w:val="0"/>
-          <w:color w:val="000000"/>
-          <w:sz w:val="24"/>
-        </w:rPr>
-        <w:hyperlink r:id="rId10" w:history="1">
-          <w:r>
-            <w:rPr>
-              <w:rStyle w:val="Hyperlink"/>
-            </w:rPr>
-            <w:t>rred from t</w:t>
-          </w:r>
-        </w:hyperlink>
-      </w:r>
-      <w:r>
-        <w:rPr>
-          <w:rFonts w:ascii="Charis SIL Regular" w:hAnsi="Charis SIL Regular" w:eastAsia="Charis SIL Regular"/>
-          <w:b w:val="0"/>
-          <w:i w:val="0"/>
-          <w:color w:val="000000"/>
-          <w:sz w:val="24"/>
-        </w:rPr>
-        <w:t xml:space="preserve">he </w:t>
+        <w:t xml:space="preserve">that were transferred from the </w:t>
       </w:r>
       <w:r>
         <w:rPr>

--- a/EXPORTS/DOCX/published/niveau3/English/WMLeiden.docx
+++ b/EXPORTS/DOCX/published/niveau3/English/WMLeiden.docx
@@ -680,7 +680,7 @@
           <w:sz w:val="24"/>
           <w:u w:val="single"/>
         </w:rPr>
-        <w:hyperlink r:id="rId11" w:history="1">
+        <w:hyperlink r:id="rId10" w:history="1">
           <w:r>
             <w:rPr>
               <w:rStyle w:val="Hyperlink"/>
@@ -698,7 +698,7 @@
           <w:sz w:val="24"/>
           <w:u w:val="single"/>
         </w:rPr>
-        <w:hyperlink r:id="rId11" w:history="1">
+        <w:hyperlink r:id="rId10" w:history="1">
           <w:r>
             <w:rPr>
               <w:rStyle w:val="Hyperlink"/>
@@ -1912,13 +1912,96 @@
       </w:r>
       <w:r>
         <w:rPr>
+          <w:u w:val="single" w:color="0000ff"/>
           <w:rFonts w:ascii="Charis SIL Regular" w:hAnsi="Charis SIL Regular" w:eastAsia="Charis SIL Regular"/>
           <w:b w:val="0"/>
           <w:i w:val="0"/>
           <w:color w:val="000000"/>
           <w:sz w:val="24"/>
         </w:rPr>
-        <w:t xml:space="preserve">that were transferred from the </w:t>
+        <w:t>that w</w:t>
+      </w:r>
+      <w:r>
+        <w:rPr>
+          <w:u w:val="single" w:color="0000ff"/>
+          <w:rFonts w:ascii="Charis SIL Regular" w:hAnsi="Charis SIL Regular" w:eastAsia="Charis SIL Regular"/>
+          <w:b w:val="0"/>
+          <w:i w:val="0"/>
+          <w:color w:val="000000"/>
+          <w:sz w:val="24"/>
+        </w:rPr>
+        <w:hyperlink r:id="rId10" w:history="1">
+          <w:r>
+            <w:rPr>
+              <w:rStyle w:val="Hyperlink"/>
+            </w:rPr>
+            <w:t>ere tran</w:t>
+          </w:r>
+        </w:hyperlink>
+      </w:r>
+      <w:r>
+        <w:rPr>
+          <w:u w:val="single" w:color="0000ff"/>
+          <w:rFonts w:ascii="Charis SIL Regular" w:hAnsi="Charis SIL Regular" w:eastAsia="Charis SIL Regular"/>
+          <w:b w:val="0"/>
+          <w:i w:val="0"/>
+          <w:color w:val="000000"/>
+          <w:sz w:val="24"/>
+        </w:rPr>
+        <w:hyperlink r:id="rId10" w:history="1">
+          <w:r>
+            <w:rPr>
+              <w:rStyle w:val="Hyperlink"/>
+            </w:rPr>
+            <w:t>s</w:t>
+          </w:r>
+        </w:hyperlink>
+      </w:r>
+      <w:r>
+        <w:rPr>
+          <w:u w:val="single" w:color="0000ff"/>
+          <w:rFonts w:ascii="Charis SIL Regular" w:hAnsi="Charis SIL Regular" w:eastAsia="Charis SIL Regular"/>
+          <w:b w:val="0"/>
+          <w:i w:val="0"/>
+          <w:color w:val="000000"/>
+          <w:sz w:val="24"/>
+        </w:rPr>
+        <w:hyperlink r:id="rId10" w:history="1">
+          <w:r>
+            <w:rPr>
+              <w:rStyle w:val="Hyperlink"/>
+            </w:rPr>
+            <w:t>fe</w:t>
+          </w:r>
+        </w:hyperlink>
+      </w:r>
+      <w:r>
+        <w:rPr>
+          <w:u w:val="single" w:color="0000ff"/>
+          <w:rFonts w:ascii="Charis SIL Regular" w:hAnsi="Charis SIL Regular" w:eastAsia="Charis SIL Regular"/>
+          <w:b w:val="0"/>
+          <w:i w:val="0"/>
+          <w:color w:val="000000"/>
+          <w:sz w:val="24"/>
+        </w:rPr>
+        <w:hyperlink r:id="rId10" w:history="1">
+          <w:r>
+            <w:rPr>
+              <w:rStyle w:val="Hyperlink"/>
+            </w:rPr>
+            <w:t>rred from t</w:t>
+          </w:r>
+        </w:hyperlink>
+      </w:r>
+      <w:r>
+        <w:rPr>
+          <w:rFonts w:ascii="Charis SIL Regular" w:hAnsi="Charis SIL Regular" w:eastAsia="Charis SIL Regular"/>
+          <w:b w:val="0"/>
+          <w:i w:val="0"/>
+          <w:color w:val="000000"/>
+          <w:sz w:val="24"/>
+        </w:rPr>
+        <w:t xml:space="preserve">he </w:t>
       </w:r>
       <w:r>
         <w:rPr>
